--- a/report/Дневник_студента_09_535_2_сем_Филадельфов.docx
+++ b/report/Дневник_студента_09_535_2_сем_Филадельфов.docx
@@ -1464,7 +1464,7 @@
                 <w:sz w:val="24"/>
                 <w:szCs w:val="24"/>
               </w:rPr>
-              <w:t>Ознакомление с тематикой научно-исследовательской работы, постановка цели, задач и исследовательских вопросов работы.</w:t>
+              <w:t>Ознакомление с тематикой научно-исследовательской работы, постановка цели и задач исследования.</w:t>
             </w:r>
           </w:p>
         </w:tc>
@@ -1529,7 +1529,7 @@
                 <w:sz w:val="24"/>
                 <w:szCs w:val="24"/>
               </w:rPr>
-              <w:t>Изучение литературы по квантовым и гибридным нейронным сетям: вариационные квантовые схемы, гибридное transfer learning, проблема barren plateaus.</w:t>
+              <w:t>Изучение литературы по квантовым и гибридным нейронным сетям.</w:t>
             </w:r>
           </w:p>
         </w:tc>
@@ -1595,7 +1595,7 @@
                 <w:sz w:val="24"/>
                 <w:szCs w:val="24"/>
               </w:rPr>
-              <w:t>Изучение литературы по классическим нейронным сетям и методам машинного обучения: многослойные перцептроны, оптимизатор Adam, пакетная нормализация, свёрточные сети ResNet.</w:t>
+              <w:t>Изучение литературы по классическим нейронным сетям и методам машинного обучения.</w:t>
             </w:r>
           </w:p>
         </w:tc>
@@ -1661,7 +1661,7 @@
                 <w:sz w:val="24"/>
                 <w:szCs w:val="24"/>
               </w:rPr>
-              <w:t>Анализ существующих программных библиотек для квантового машинного обучения (PennyLane, Qiskit Machine Learning), их преимуществ и ограничений; формулирование требований к собственной библиотеке.</w:t>
+              <w:t>Анализ архитектур классических многослойных нейронных сетей и методов оптимизации обучения.</w:t>
             </w:r>
           </w:p>
         </w:tc>
@@ -1728,7 +1728,7 @@
                 <w:sz w:val="24"/>
                 <w:szCs w:val="24"/>
               </w:rPr>
-              <w:t>Изучение принципов построения параметризованных квантовых схем и методов вычисления градиентов по их параметрам (правило сдвига параметра).</w:t>
+              <w:t>Изучение принципов построения параметризованных квантовых схем.</w:t>
             </w:r>
           </w:p>
         </w:tc>
@@ -1794,7 +1794,7 @@
                 <w:sz w:val="24"/>
                 <w:szCs w:val="24"/>
               </w:rPr>
-              <w:t>Исследование способов кодирования признаков в квантовые состояния: угловое кодирование, плотное кодирование, повторная загрузка данных (data re-uploading).</w:t>
+              <w:t>Исследование способов кодирования признаков в квантовые состояния.</w:t>
             </w:r>
           </w:p>
         </w:tc>
@@ -1859,7 +1859,7 @@
                 <w:sz w:val="24"/>
                 <w:szCs w:val="24"/>
               </w:rPr>
-              <w:t>Анализ гибридных квантово-классических архитектур и их применения в задачах классификации; разработка протокола честного сравнения моделей (модели равного размера, контрольная модель без квантовой части, многократные запуски).</w:t>
+              <w:t>Анализ гибридных квантово-классических архитектур и их применения в задачах классификации.</w:t>
             </w:r>
           </w:p>
         </w:tc>
@@ -1924,7 +1924,7 @@
                 <w:sz w:val="24"/>
                 <w:szCs w:val="24"/>
               </w:rPr>
-              <w:t>Проектирование архитектуры библиотеки Qubik: симулятор квантовых схем, обучаемый квантовый слой, бэкенды, модели, инфраструктура экспериментов.</w:t>
+              <w:t>Разработка структуры программного решения для сравнения классических, квантовых и гибридных нейронных сетей.</w:t>
             </w:r>
           </w:p>
         </w:tc>
@@ -1990,14 +1990,68 @@
                 <w:sz w:val="24"/>
                 <w:szCs w:val="24"/>
               </w:rPr>
-              <w:t>Подготовка среды разработки Python, PyTorch, PennyLane и Scikit-Learn; организация репозитория проекта и системы автоматического тестирования.</w:t>
+              <w:t xml:space="preserve">Подготовка среды разработки Python, </w:t>
             </w:r>
             <w:proofErr w:type="spellStart"/>
+            <w:r>
+              <w:rPr>
+                <w:rFonts w:ascii="Times New Roman" w:hAnsi="Times New Roman" w:cs="Times New Roman"/>
+                <w:color w:val="000000" w:themeColor="text1"/>
+                <w:sz w:val="24"/>
+                <w:szCs w:val="24"/>
+              </w:rPr>
+              <w:t>PyTorch</w:t>
+            </w:r>
             <w:proofErr w:type="spellEnd"/>
+            <w:r>
+              <w:rPr>
+                <w:rFonts w:ascii="Times New Roman" w:hAnsi="Times New Roman" w:cs="Times New Roman"/>
+                <w:color w:val="000000" w:themeColor="text1"/>
+                <w:sz w:val="24"/>
+                <w:szCs w:val="24"/>
+              </w:rPr>
+              <w:t xml:space="preserve">, </w:t>
+            </w:r>
             <w:proofErr w:type="spellStart"/>
+            <w:r>
+              <w:rPr>
+                <w:rFonts w:ascii="Times New Roman" w:hAnsi="Times New Roman" w:cs="Times New Roman"/>
+                <w:color w:val="000000" w:themeColor="text1"/>
+                <w:sz w:val="24"/>
+                <w:szCs w:val="24"/>
+              </w:rPr>
+              <w:t>PennyLane</w:t>
+            </w:r>
             <w:proofErr w:type="spellEnd"/>
+            <w:r>
+              <w:rPr>
+                <w:rFonts w:ascii="Times New Roman" w:hAnsi="Times New Roman" w:cs="Times New Roman"/>
+                <w:color w:val="000000" w:themeColor="text1"/>
+                <w:sz w:val="24"/>
+                <w:szCs w:val="24"/>
+              </w:rPr>
+              <w:t xml:space="preserve"> и </w:t>
+            </w:r>
             <w:proofErr w:type="spellStart"/>
+            <w:r>
+              <w:rPr>
+                <w:rFonts w:ascii="Times New Roman" w:hAnsi="Times New Roman" w:cs="Times New Roman"/>
+                <w:color w:val="000000" w:themeColor="text1"/>
+                <w:sz w:val="24"/>
+                <w:szCs w:val="24"/>
+              </w:rPr>
+              <w:t>Scikit-Learn</w:t>
+            </w:r>
             <w:proofErr w:type="spellEnd"/>
+            <w:r>
+              <w:rPr>
+                <w:rFonts w:ascii="Times New Roman" w:hAnsi="Times New Roman" w:cs="Times New Roman"/>
+                <w:color w:val="000000" w:themeColor="text1"/>
+                <w:sz w:val="24"/>
+                <w:szCs w:val="24"/>
+              </w:rPr>
+              <w:t xml:space="preserve"> для проведения экспериментов.</w:t>
+            </w:r>
           </w:p>
         </w:tc>
         <w:tc>
@@ -2131,7 +2185,7 @@
                 <w:sz w:val="24"/>
                 <w:szCs w:val="24"/>
               </w:rPr>
-              <w:t>Реализация собственного батчевого симулятора вектора состояния на PyTorch и модуля описания квантовых схем (вентили, кодирование, вариационные слои, экспорт в OpenQASM).</w:t>
+              <w:t>Реализация модуля загрузки и предварительной обработки табличных наборов данных Iris, Wine, Breast Cancer, Moons и Circles: стратифицированное разбиение, масштабирование признаков, PCA.</w:t>
             </w:r>
             <w:proofErr w:type="spellStart"/>
             <w:proofErr w:type="spellEnd"/>
@@ -2265,7 +2319,7 @@
                 <w:sz w:val="24"/>
                 <w:szCs w:val="24"/>
               </w:rPr>
-              <w:t>Реализация обучаемого квантового слоя QuantumLayer с вычислением градиентов методами обратного распространения и сдвига параметра; проверка корректности сверкой с PennyLane (158 автотестов).</w:t>
+              <w:t>Реализация базового интерфейса модели для обучения, предсказания и оценки качества (accuracy, precision, recall, F1-score).</w:t>
             </w:r>
           </w:p>
         </w:tc>
@@ -2397,7 +2451,7 @@
                 <w:sz w:val="24"/>
                 <w:szCs w:val="24"/>
               </w:rPr>
-              <w:t>Реализация моделей для сравнения: классический многослойный перцептрон, перцептрон с равным числом параметров, модель без квантовой части (bottleneck), квантовая и гибридная нейронные сети.</w:t>
+              <w:t>Реализация классической многослойной нейронной сети Classical MLP с настраиваемым числом и шириной скрытых слоёв.</w:t>
             </w:r>
             <w:proofErr w:type="spellStart"/>
             <w:proofErr w:type="spellEnd"/>
@@ -2532,7 +2586,7 @@
                 <w:sz w:val="24"/>
                 <w:szCs w:val="24"/>
               </w:rPr>
-              <w:t>Реализация модулей подготовки данных (табличные наборы Iris, Wine, Breast Cancer, Moons, Circles; признаки изображений MNIST, Fashion-MNIST, PneumoniaMNIST, BreastMNIST, извлечённые сетью ResNet18) и запуска серий экспериментов по конфигурационным файлам.</w:t>
+              <w:t>Реализация квантовой нейронной сети Quantum QNN на основе параметризованной квантовой схемы в PennyLane (AngleEmbedding, StronglyEntanglingLayers).</w:t>
             </w:r>
           </w:p>
         </w:tc>
@@ -2664,7 +2718,7 @@
                 <w:sz w:val="24"/>
                 <w:szCs w:val="24"/>
               </w:rPr>
-              <w:t>Проведение серии экспериментов на табличных данных (5 моделей, 5 наборов данных, 10 независимых запусков); статистическое сравнение моделей парным тестом Уилкоксона.</w:t>
+              <w:t>Реализация гибридной квантово-классической модели Hybrid QNN: классический энкодер, квантовый слой TorchLayer и выходной слой.</w:t>
             </w:r>
           </w:p>
         </w:tc>
@@ -2796,7 +2850,7 @@
                 <w:sz w:val="24"/>
                 <w:szCs w:val="24"/>
               </w:rPr>
-              <w:t>Проведение экспериментов на изображениях в режиме малых обучающих выборок; выявление и устранение эффекта насыщения классического энкодера гибридной модели.</w:t>
+              <w:t>Настройка алгоритма обучения: оптимизатор Adam, функция потерь, ранняя остановка по валидационной выборке; исследование влияния скорости обучения и функции активации.</w:t>
             </w:r>
             <w:proofErr w:type="spellStart"/>
             <w:proofErr w:type="spellEnd"/>
@@ -2930,7 +2984,7 @@
                 <w:sz w:val="24"/>
                 <w:szCs w:val="24"/>
               </w:rPr>
-              <w:t>Исследование влияния числа кубитов, глубины схемы, способа кодирования, типа анзаца и конечного числа измерений на качество и время обучения гибридных моделей.</w:t>
+              <w:t>Проведение серий экспериментов на пяти наборах данных по 10 запусков: исследование архитектуры перцептрона, сравнение классических моделей с квантовой и гибридной сетями.</w:t>
             </w:r>
             <w:proofErr w:type="spellStart"/>
             <w:proofErr w:type="spellEnd"/>
@@ -3064,7 +3118,7 @@
                 <w:sz w:val="24"/>
                 <w:szCs w:val="24"/>
               </w:rPr>
-              <w:t>Исследование эффекта barren plateaus на схемах до 20 кубитов и стратегий инициализации весов квантового слоя; измерение производительности симулятора в сравнении с PennyLane.</w:t>
+              <w:t>Анализ результатов экспериментов: accuracy, precision, recall, F1-score и время обучения, проверка значимости различий критерием Уилкоксона.</w:t>
             </w:r>
             <w:proofErr w:type="spellStart"/>
             <w:proofErr w:type="spellEnd"/>
@@ -3202,7 +3256,7 @@
                 <w:sz w:val="24"/>
                 <w:szCs w:val="24"/>
               </w:rPr>
-              <w:t>Анализ результатов экспериментов, построение графиков и таблиц, подготовка отчёта по практике.</w:t>
+              <w:t>Построение графиков и таблиц результатов, исследование зависимости времени обучения от числа кубитов, оформление отчёта по практике.</w:t>
             </w:r>
             <w:proofErr w:type="spellStart"/>
             <w:proofErr w:type="spellEnd"/>

--- a/report/Дневник_студента_09_535_2_сем_Филадельфов.docx
+++ b/report/Дневник_студента_09_535_2_сем_Филадельфов.docx
@@ -2984,7 +2984,7 @@
                 <w:sz w:val="24"/>
                 <w:szCs w:val="24"/>
               </w:rPr>
-              <w:t>Проведение серий экспериментов на пяти наборах данных по 10 запусков: исследование архитектуры перцептрона, сравнение классических моделей с квантовой и гибридной сетями.</w:t>
+              <w:t>Проведение серий экспериментов на пяти наборах данных по 10 запусков: исследование архитектуры и регуляризации перцептрона, сравнение классических моделей с квантовой и гибридной сетями.</w:t>
             </w:r>
             <w:proofErr w:type="spellStart"/>
             <w:proofErr w:type="spellEnd"/>
@@ -3256,7 +3256,7 @@
                 <w:sz w:val="24"/>
                 <w:szCs w:val="24"/>
               </w:rPr>
-              <w:t>Построение графиков и таблиц результатов, исследование зависимости времени обучения от числа кубитов, оформление отчёта по практике.</w:t>
+              <w:t>Построение графиков и таблиц результатов, оформление отчёта по практике и текста статьи.</w:t>
             </w:r>
             <w:proofErr w:type="spellStart"/>
             <w:proofErr w:type="spellEnd"/>

--- a/report/Дневник_студента_09_535_2_сем_Филадельфов.docx
+++ b/report/Дневник_студента_09_535_2_сем_Филадельфов.docx
@@ -1376,7 +1376,7 @@
                 <w:sz w:val="24"/>
                 <w:szCs w:val="24"/>
               </w:rPr>
-              <w:t>09.02.26</w:t>
+              <w:t>09.02.2026</w:t>
             </w:r>
           </w:p>
         </w:tc>
@@ -1965,7 +1965,7 @@
                 <w:sz w:val="24"/>
                 <w:szCs w:val="24"/>
               </w:rPr>
-              <w:t>07.04.26</w:t>
+              <w:t>07.04.2026</w:t>
             </w:r>
           </w:p>
         </w:tc>
@@ -2160,7 +2160,7 @@
                 <w:sz w:val="24"/>
                 <w:szCs w:val="24"/>
               </w:rPr>
-              <w:t>14.04.26</w:t>
+              <w:t>14.04.2026</w:t>
             </w:r>
           </w:p>
         </w:tc>
@@ -2294,7 +2294,7 @@
                 <w:sz w:val="24"/>
                 <w:szCs w:val="24"/>
               </w:rPr>
-              <w:t>21.04.26</w:t>
+              <w:t>21.04.2026</w:t>
             </w:r>
           </w:p>
         </w:tc>
@@ -2426,7 +2426,7 @@
                 <w:sz w:val="24"/>
                 <w:szCs w:val="24"/>
               </w:rPr>
-              <w:t>28.04.26</w:t>
+              <w:t>28.04.2026</w:t>
             </w:r>
           </w:p>
         </w:tc>
@@ -2560,8 +2560,7 @@
                 <w:sz w:val="24"/>
                 <w:szCs w:val="24"/>
               </w:rPr>
-              <w:lastRenderedPageBreak/>
-              <w:t>05.05.26</w:t>
+              <w:t>05.05.2026</w:t>
             </w:r>
           </w:p>
         </w:tc>
@@ -2693,7 +2692,7 @@
                 <w:sz w:val="24"/>
                 <w:szCs w:val="24"/>
               </w:rPr>
-              <w:t>12.05.26</w:t>
+              <w:t>12.05.2026</w:t>
             </w:r>
           </w:p>
         </w:tc>
@@ -2825,7 +2824,7 @@
                 <w:sz w:val="24"/>
                 <w:szCs w:val="24"/>
               </w:rPr>
-              <w:t>19.05.26</w:t>
+              <w:t>19.05.2026</w:t>
             </w:r>
           </w:p>
         </w:tc>
@@ -2959,7 +2958,7 @@
                 <w:sz w:val="24"/>
                 <w:szCs w:val="24"/>
               </w:rPr>
-              <w:t>26.05.26</w:t>
+              <w:t>26.05.2026</w:t>
             </w:r>
           </w:p>
         </w:tc>
@@ -3093,7 +3092,7 @@
                 <w:sz w:val="24"/>
                 <w:szCs w:val="24"/>
               </w:rPr>
-              <w:t>02.06.26</w:t>
+              <w:t>02.06.2026</w:t>
             </w:r>
           </w:p>
         </w:tc>
@@ -3231,7 +3230,7 @@
                 <w:sz w:val="24"/>
                 <w:szCs w:val="24"/>
               </w:rPr>
-              <w:t>06.06.26</w:t>
+              <w:t>06.06.2026</w:t>
             </w:r>
           </w:p>
         </w:tc>

--- a/report/Дневник_студента_09_535_2_сем_Филадельфов.docx
+++ b/report/Дневник_студента_09_535_2_сем_Филадельфов.docx
@@ -248,6 +248,14 @@
     </w:p>
     <w:p>
       <w:pPr>
+        <w:tabs>
+          <w:tab w:val="left" w:pos="5200"/>
+          <w:tab w:val="left" w:pos="5700"/>
+          <w:tab w:val="center" w:pos="6550"/>
+          <w:tab w:val="left" w:pos="7400"/>
+          <w:tab w:val="left" w:pos="7900"/>
+          <w:tab w:val="right" w:pos="9781"/>
+        </w:tabs>
         <w:jc w:val="both"/>
         <w:rPr>
           <w:rFonts w:ascii="Times New Roman" w:eastAsia="Times New Roman" w:hAnsi="Times New Roman" w:cs="Times New Roman"/>
@@ -255,7 +263,6 @@
           <w:szCs w:val="28"/>
         </w:rPr>
       </w:pPr>
-      <w:proofErr w:type="spellStart"/>
       <w:r>
         <w:rPr>
           <w:rFonts w:ascii="Times New Roman" w:eastAsia="Times New Roman" w:hAnsi="Times New Roman" w:cs="Times New Roman"/>
@@ -263,46 +270,7 @@
           <w:szCs w:val="28"/>
           <w:u w:val="single"/>
         </w:rPr>
-        <w:t>Филадельфов</w:t>
-      </w:r>
-      <w:proofErr w:type="spellEnd"/>
-      <w:r>
-        <w:rPr>
-          <w:rFonts w:ascii="Times New Roman" w:eastAsia="Times New Roman" w:hAnsi="Times New Roman" w:cs="Times New Roman"/>
-          <w:sz w:val="28"/>
-          <w:szCs w:val="28"/>
-          <w:u w:val="single"/>
-        </w:rPr>
-        <w:t xml:space="preserve"> Тихон </w:t>
-      </w:r>
-      <w:proofErr w:type="spellStart"/>
-      <w:r>
-        <w:rPr>
-          <w:rFonts w:ascii="Times New Roman" w:eastAsia="Times New Roman" w:hAnsi="Times New Roman" w:cs="Times New Roman"/>
-          <w:sz w:val="28"/>
-          <w:szCs w:val="28"/>
-          <w:u w:val="single"/>
-        </w:rPr>
-        <w:t>Георгиевич</w:t>
-      </w:r>
-      <w:proofErr w:type="spellEnd"/>
-      <w:r>
-        <w:rPr>
-          <w:rFonts w:ascii="Times New Roman" w:eastAsia="Times New Roman" w:hAnsi="Times New Roman" w:cs="Times New Roman"/>
-          <w:sz w:val="28"/>
-          <w:szCs w:val="28"/>
-          <w:u w:val="single"/>
-        </w:rPr>
-        <w:t xml:space="preserve"> </w:t>
-      </w:r>
-      <w:r>
-        <w:rPr>
-          <w:rFonts w:ascii="Times New Roman" w:eastAsia="Times New Roman" w:hAnsi="Times New Roman" w:cs="Times New Roman"/>
-          <w:sz w:val="28"/>
-          <w:szCs w:val="28"/>
-          <w:u w:val="single"/>
-        </w:rPr>
-        <w:t>гр.09-535</w:t>
+        <w:t xml:space="preserve">Филадельфов Тихон Георгиевич</w:t>
       </w:r>
       <w:r>
         <w:rPr>
@@ -326,20 +294,28 @@
           <w:rFonts w:ascii="Times New Roman" w:eastAsia="Times New Roman" w:hAnsi="Times New Roman" w:cs="Times New Roman"/>
           <w:sz w:val="28"/>
           <w:szCs w:val="28"/>
+          <w:u w:val="single"/>
         </w:rPr>
         <w:tab/>
-        <w:t>_______</w:t>
       </w:r>
-    </w:p>
-    <w:p>
-      <w:pPr>
-        <w:jc w:val="both"/>
+      <w:r>
         <w:rPr>
           <w:rFonts w:ascii="Times New Roman" w:eastAsia="Times New Roman" w:hAnsi="Times New Roman" w:cs="Times New Roman"/>
-          <w:sz w:val="20"/>
-          <w:szCs w:val="20"/>
+          <w:sz w:val="28"/>
+          <w:szCs w:val="28"/>
+          <w:u w:val="single"/>
         </w:rPr>
-      </w:pPr>
+        <w:t xml:space="preserve">09-535</w:t>
+      </w:r>
+      <w:r>
+        <w:rPr>
+          <w:rFonts w:ascii="Times New Roman" w:eastAsia="Times New Roman" w:hAnsi="Times New Roman" w:cs="Times New Roman"/>
+          <w:sz w:val="28"/>
+          <w:szCs w:val="28"/>
+          <w:u w:val="single"/>
+        </w:rPr>
+        <w:tab/>
+      </w:r>
       <w:r>
         <w:rPr>
           <w:rFonts w:ascii="Times New Roman" w:eastAsia="Times New Roman" w:hAnsi="Times New Roman" w:cs="Times New Roman"/>
@@ -351,10 +327,42 @@
       <w:r>
         <w:rPr>
           <w:rFonts w:ascii="Times New Roman" w:eastAsia="Times New Roman" w:hAnsi="Times New Roman" w:cs="Times New Roman"/>
+          <w:sz w:val="28"/>
+          <w:szCs w:val="28"/>
+          <w:u w:val="single"/>
+        </w:rPr>
+        <w:tab/>
+      </w:r>
+    </w:p>
+    <w:p>
+      <w:pPr>
+        <w:tabs>
+          <w:tab w:val="center" w:pos="2600"/>
+          <w:tab w:val="center" w:pos="6550"/>
+          <w:tab w:val="center" w:pos="8840"/>
+        </w:tabs>
+        <w:jc w:val="both"/>
+        <w:rPr>
+          <w:rFonts w:ascii="Times New Roman" w:eastAsia="Times New Roman" w:hAnsi="Times New Roman" w:cs="Times New Roman"/>
           <w:sz w:val="20"/>
           <w:szCs w:val="20"/>
         </w:rPr>
-        <w:t>(ФИО студента)</w:t>
+      </w:pPr>
+      <w:r>
+        <w:rPr>
+          <w:rFonts w:ascii="Times New Roman" w:eastAsia="Times New Roman" w:hAnsi="Times New Roman" w:cs="Times New Roman"/>
+          <w:sz w:val="20"/>
+          <w:szCs w:val="20"/>
+        </w:rPr>
+        <w:tab/>
+      </w:r>
+      <w:r>
+        <w:rPr>
+          <w:rFonts w:ascii="Times New Roman" w:eastAsia="Times New Roman" w:hAnsi="Times New Roman" w:cs="Times New Roman"/>
+          <w:sz w:val="20"/>
+          <w:szCs w:val="20"/>
+        </w:rPr>
+        <w:t xml:space="preserve">(ФИО студента)</w:t>
       </w:r>
       <w:r>
         <w:rPr>
@@ -370,16 +378,7 @@
           <w:sz w:val="20"/>
           <w:szCs w:val="20"/>
         </w:rPr>
-        <w:tab/>
-      </w:r>
-      <w:r>
-        <w:rPr>
-          <w:rFonts w:ascii="Times New Roman" w:eastAsia="Times New Roman" w:hAnsi="Times New Roman" w:cs="Times New Roman"/>
-          <w:sz w:val="20"/>
-          <w:szCs w:val="20"/>
-        </w:rPr>
-        <w:tab/>
-        <w:t xml:space="preserve"> (Группа)</w:t>
+        <w:t xml:space="preserve">(Группа)</w:t>
       </w:r>
       <w:r>
         <w:rPr>
@@ -395,16 +394,7 @@
           <w:sz w:val="20"/>
           <w:szCs w:val="20"/>
         </w:rPr>
-        <w:tab/>
-      </w:r>
-      <w:r>
-        <w:rPr>
-          <w:rFonts w:ascii="Times New Roman" w:eastAsia="Times New Roman" w:hAnsi="Times New Roman" w:cs="Times New Roman"/>
-          <w:sz w:val="20"/>
-          <w:szCs w:val="20"/>
-        </w:rPr>
-        <w:tab/>
-        <w:t xml:space="preserve"> (Подпись)</w:t>
+        <w:t xml:space="preserve">(Подпись)</w:t>
       </w:r>
     </w:p>
     <w:p>
@@ -467,7 +457,7 @@
           <w:szCs w:val="28"/>
           <w:u w:val="single"/>
         </w:rPr>
-        <w:t>февраля  2026</w:t>
+        <w:t>февраля 2026</w:t>
       </w:r>
       <w:proofErr w:type="gramEnd"/>
       <w:r>
@@ -553,6 +543,14 @@
     </w:p>
     <w:p>
       <w:pPr>
+        <w:tabs>
+          <w:tab w:val="left" w:pos="4200"/>
+          <w:tab w:val="left" w:pos="4700"/>
+          <w:tab w:val="center" w:pos="6050"/>
+          <w:tab w:val="left" w:pos="7400"/>
+          <w:tab w:val="left" w:pos="7900"/>
+          <w:tab w:val="right" w:pos="9781"/>
+        </w:tabs>
         <w:rPr>
           <w:rFonts w:ascii="Times New Roman" w:eastAsia="Times New Roman" w:hAnsi="Times New Roman" w:cs="Times New Roman"/>
           <w:sz w:val="28"/>
@@ -566,25 +564,7 @@
           <w:szCs w:val="28"/>
           <w:u w:val="single"/>
         </w:rPr>
-        <w:t>Доцент кафедры САИТ</w:t>
-      </w:r>
-      <w:r>
-        <w:rPr>
-          <w:rFonts w:ascii="Times New Roman" w:eastAsia="Times New Roman" w:hAnsi="Times New Roman" w:cs="Times New Roman"/>
-          <w:sz w:val="28"/>
-          <w:szCs w:val="28"/>
-          <w:u w:val="single"/>
-        </w:rPr>
-        <w:t xml:space="preserve"> </w:t>
-      </w:r>
-      <w:r>
-        <w:rPr>
-          <w:rFonts w:ascii="Times New Roman" w:eastAsia="Times New Roman" w:hAnsi="Times New Roman" w:cs="Times New Roman"/>
-          <w:sz w:val="28"/>
-          <w:szCs w:val="28"/>
-          <w:u w:val="single"/>
-        </w:rPr>
-        <w:tab/>
+        <w:t xml:space="preserve">Доцент кафедры САИТ</w:t>
       </w:r>
       <w:r>
         <w:rPr>
@@ -610,15 +590,25 @@
           <w:szCs w:val="28"/>
           <w:u w:val="single"/>
         </w:rPr>
-        <w:t>Васильев А.В.</w:t>
+        <w:tab/>
       </w:r>
       <w:r>
         <w:rPr>
           <w:rFonts w:ascii="Times New Roman" w:eastAsia="Times New Roman" w:hAnsi="Times New Roman" w:cs="Times New Roman"/>
           <w:sz w:val="28"/>
           <w:szCs w:val="28"/>
+          <w:u w:val="single"/>
         </w:rPr>
-        <w:t xml:space="preserve">          </w:t>
+        <w:t xml:space="preserve">Васильев А.В.</w:t>
+      </w:r>
+      <w:r>
+        <w:rPr>
+          <w:rFonts w:ascii="Times New Roman" w:eastAsia="Times New Roman" w:hAnsi="Times New Roman" w:cs="Times New Roman"/>
+          <w:sz w:val="28"/>
+          <w:szCs w:val="28"/>
+          <w:u w:val="single"/>
+        </w:rPr>
+        <w:tab/>
       </w:r>
       <w:r>
         <w:rPr>
@@ -627,11 +617,22 @@
           <w:szCs w:val="28"/>
         </w:rPr>
         <w:tab/>
-        <w:t>_________</w:t>
+      </w:r>
+      <w:r>
+        <w:rPr>
+          <w:rFonts w:ascii="Times New Roman" w:eastAsia="Times New Roman" w:hAnsi="Times New Roman" w:cs="Times New Roman"/>
+          <w:sz w:val="28"/>
+          <w:szCs w:val="28"/>
+          <w:u w:val="single"/>
+        </w:rPr>
+        <w:tab/>
       </w:r>
     </w:p>
     <w:p>
       <w:pPr>
+        <w:tabs>
+          <w:tab w:val="center" w:pos="8840"/>
+        </w:tabs>
         <w:rPr>
           <w:rFonts w:ascii="Times New Roman" w:eastAsia="Times New Roman" w:hAnsi="Times New Roman" w:cs="Times New Roman"/>
           <w:sz w:val="28"/>
@@ -652,80 +653,7 @@
           <w:sz w:val="20"/>
           <w:szCs w:val="20"/>
         </w:rPr>
-        <w:tab/>
-      </w:r>
-      <w:r>
-        <w:rPr>
-          <w:rFonts w:ascii="Times New Roman" w:eastAsia="Times New Roman" w:hAnsi="Times New Roman" w:cs="Times New Roman"/>
-          <w:sz w:val="20"/>
-          <w:szCs w:val="20"/>
-        </w:rPr>
-        <w:tab/>
-      </w:r>
-      <w:r>
-        <w:rPr>
-          <w:rFonts w:ascii="Times New Roman" w:eastAsia="Times New Roman" w:hAnsi="Times New Roman" w:cs="Times New Roman"/>
-          <w:sz w:val="20"/>
-          <w:szCs w:val="20"/>
-        </w:rPr>
-        <w:tab/>
-      </w:r>
-      <w:r>
-        <w:rPr>
-          <w:rFonts w:ascii="Times New Roman" w:eastAsia="Times New Roman" w:hAnsi="Times New Roman" w:cs="Times New Roman"/>
-          <w:sz w:val="20"/>
-          <w:szCs w:val="20"/>
-        </w:rPr>
-        <w:tab/>
-      </w:r>
-      <w:r>
-        <w:rPr>
-          <w:rFonts w:ascii="Times New Roman" w:eastAsia="Times New Roman" w:hAnsi="Times New Roman" w:cs="Times New Roman"/>
-          <w:sz w:val="20"/>
-          <w:szCs w:val="20"/>
-        </w:rPr>
-        <w:tab/>
-      </w:r>
-      <w:r>
-        <w:rPr>
-          <w:rFonts w:ascii="Times New Roman" w:eastAsia="Times New Roman" w:hAnsi="Times New Roman" w:cs="Times New Roman"/>
-          <w:sz w:val="20"/>
-          <w:szCs w:val="20"/>
-        </w:rPr>
-        <w:tab/>
-      </w:r>
-      <w:r>
-        <w:rPr>
-          <w:rFonts w:ascii="Times New Roman" w:eastAsia="Times New Roman" w:hAnsi="Times New Roman" w:cs="Times New Roman"/>
-          <w:sz w:val="20"/>
-          <w:szCs w:val="20"/>
-        </w:rPr>
-        <w:tab/>
-      </w:r>
-      <w:r>
-        <w:rPr>
-          <w:rFonts w:ascii="Times New Roman" w:eastAsia="Times New Roman" w:hAnsi="Times New Roman" w:cs="Times New Roman"/>
-          <w:sz w:val="20"/>
-          <w:szCs w:val="20"/>
-        </w:rPr>
-        <w:tab/>
-      </w:r>
-      <w:r>
-        <w:rPr>
-          <w:rFonts w:ascii="Times New Roman" w:eastAsia="Times New Roman" w:hAnsi="Times New Roman" w:cs="Times New Roman"/>
-          <w:sz w:val="20"/>
-          <w:szCs w:val="20"/>
-        </w:rPr>
-        <w:tab/>
-      </w:r>
-      <w:r>
-        <w:rPr>
-          <w:rFonts w:ascii="Times New Roman" w:eastAsia="Times New Roman" w:hAnsi="Times New Roman" w:cs="Times New Roman"/>
-          <w:sz w:val="20"/>
-          <w:szCs w:val="20"/>
-        </w:rPr>
-        <w:tab/>
-        <w:t>(Подпись)</w:t>
+        <w:t xml:space="preserve">(Подпись)</w:t>
       </w:r>
     </w:p>
     <w:p>
@@ -774,6 +702,14 @@
     </w:p>
     <w:p>
       <w:pPr>
+        <w:tabs>
+          <w:tab w:val="left" w:pos="4200"/>
+          <w:tab w:val="left" w:pos="4700"/>
+          <w:tab w:val="center" w:pos="6050"/>
+          <w:tab w:val="left" w:pos="7400"/>
+          <w:tab w:val="left" w:pos="7900"/>
+          <w:tab w:val="right" w:pos="9781"/>
+        </w:tabs>
         <w:rPr>
           <w:rFonts w:ascii="Times New Roman" w:eastAsia="Times New Roman" w:hAnsi="Times New Roman" w:cs="Times New Roman"/>
           <w:sz w:val="28"/>
@@ -787,16 +723,7 @@
           <w:szCs w:val="28"/>
           <w:u w:val="single"/>
         </w:rPr>
-        <w:t xml:space="preserve">доцент кафедры САИТ </w:t>
-      </w:r>
-      <w:r>
-        <w:rPr>
-          <w:rFonts w:ascii="Times New Roman" w:eastAsia="Times New Roman" w:hAnsi="Times New Roman" w:cs="Times New Roman"/>
-          <w:sz w:val="28"/>
-          <w:szCs w:val="28"/>
-          <w:u w:val="single"/>
-        </w:rPr>
-        <w:tab/>
+        <w:t xml:space="preserve">доцент кафедры САИТ</w:t>
       </w:r>
       <w:r>
         <w:rPr>
@@ -822,7 +749,25 @@
           <w:szCs w:val="28"/>
           <w:u w:val="single"/>
         </w:rPr>
-        <w:t>Андрианова А.А.</w:t>
+        <w:tab/>
+      </w:r>
+      <w:r>
+        <w:rPr>
+          <w:rFonts w:ascii="Times New Roman" w:eastAsia="Times New Roman" w:hAnsi="Times New Roman" w:cs="Times New Roman"/>
+          <w:sz w:val="28"/>
+          <w:szCs w:val="28"/>
+          <w:u w:val="single"/>
+        </w:rPr>
+        <w:t xml:space="preserve">Андрианова А.А.</w:t>
+      </w:r>
+      <w:r>
+        <w:rPr>
+          <w:rFonts w:ascii="Times New Roman" w:eastAsia="Times New Roman" w:hAnsi="Times New Roman" w:cs="Times New Roman"/>
+          <w:sz w:val="28"/>
+          <w:szCs w:val="28"/>
+          <w:u w:val="single"/>
+        </w:rPr>
+        <w:tab/>
       </w:r>
       <w:r>
         <w:rPr>
@@ -831,20 +776,22 @@
           <w:szCs w:val="28"/>
         </w:rPr>
         <w:tab/>
-        <w:t xml:space="preserve">           </w:t>
       </w:r>
       <w:r>
         <w:rPr>
           <w:rFonts w:ascii="Times New Roman" w:eastAsia="Times New Roman" w:hAnsi="Times New Roman" w:cs="Times New Roman"/>
           <w:sz w:val="28"/>
           <w:szCs w:val="28"/>
+          <w:u w:val="single"/>
         </w:rPr>
         <w:tab/>
-        <w:t>_________</w:t>
       </w:r>
     </w:p>
     <w:p>
       <w:pPr>
+        <w:tabs>
+          <w:tab w:val="center" w:pos="8840"/>
+        </w:tabs>
         <w:rPr>
           <w:rFonts w:ascii="Times New Roman" w:eastAsia="Times New Roman" w:hAnsi="Times New Roman" w:cs="Times New Roman"/>
           <w:sz w:val="28"/>
@@ -865,80 +812,7 @@
           <w:sz w:val="20"/>
           <w:szCs w:val="20"/>
         </w:rPr>
-        <w:tab/>
-      </w:r>
-      <w:r>
-        <w:rPr>
-          <w:rFonts w:ascii="Times New Roman" w:eastAsia="Times New Roman" w:hAnsi="Times New Roman" w:cs="Times New Roman"/>
-          <w:sz w:val="20"/>
-          <w:szCs w:val="20"/>
-        </w:rPr>
-        <w:tab/>
-      </w:r>
-      <w:r>
-        <w:rPr>
-          <w:rFonts w:ascii="Times New Roman" w:eastAsia="Times New Roman" w:hAnsi="Times New Roman" w:cs="Times New Roman"/>
-          <w:sz w:val="20"/>
-          <w:szCs w:val="20"/>
-        </w:rPr>
-        <w:tab/>
-      </w:r>
-      <w:r>
-        <w:rPr>
-          <w:rFonts w:ascii="Times New Roman" w:eastAsia="Times New Roman" w:hAnsi="Times New Roman" w:cs="Times New Roman"/>
-          <w:sz w:val="20"/>
-          <w:szCs w:val="20"/>
-        </w:rPr>
-        <w:tab/>
-      </w:r>
-      <w:r>
-        <w:rPr>
-          <w:rFonts w:ascii="Times New Roman" w:eastAsia="Times New Roman" w:hAnsi="Times New Roman" w:cs="Times New Roman"/>
-          <w:sz w:val="20"/>
-          <w:szCs w:val="20"/>
-        </w:rPr>
-        <w:tab/>
-      </w:r>
-      <w:r>
-        <w:rPr>
-          <w:rFonts w:ascii="Times New Roman" w:eastAsia="Times New Roman" w:hAnsi="Times New Roman" w:cs="Times New Roman"/>
-          <w:sz w:val="20"/>
-          <w:szCs w:val="20"/>
-        </w:rPr>
-        <w:tab/>
-      </w:r>
-      <w:r>
-        <w:rPr>
-          <w:rFonts w:ascii="Times New Roman" w:eastAsia="Times New Roman" w:hAnsi="Times New Roman" w:cs="Times New Roman"/>
-          <w:sz w:val="20"/>
-          <w:szCs w:val="20"/>
-        </w:rPr>
-        <w:tab/>
-      </w:r>
-      <w:r>
-        <w:rPr>
-          <w:rFonts w:ascii="Times New Roman" w:eastAsia="Times New Roman" w:hAnsi="Times New Roman" w:cs="Times New Roman"/>
-          <w:sz w:val="20"/>
-          <w:szCs w:val="20"/>
-        </w:rPr>
-        <w:tab/>
-      </w:r>
-      <w:r>
-        <w:rPr>
-          <w:rFonts w:ascii="Times New Roman" w:eastAsia="Times New Roman" w:hAnsi="Times New Roman" w:cs="Times New Roman"/>
-          <w:sz w:val="20"/>
-          <w:szCs w:val="20"/>
-        </w:rPr>
-        <w:tab/>
-      </w:r>
-      <w:r>
-        <w:rPr>
-          <w:rFonts w:ascii="Times New Roman" w:eastAsia="Times New Roman" w:hAnsi="Times New Roman" w:cs="Times New Roman"/>
-          <w:sz w:val="20"/>
-          <w:szCs w:val="20"/>
-        </w:rPr>
-        <w:tab/>
-        <w:t>(Подпись)</w:t>
+        <w:t xml:space="preserve">(Подпись)</w:t>
       </w:r>
     </w:p>
     <w:p>
@@ -1050,6 +924,9 @@
     </w:p>
     <w:p>
       <w:pPr>
+        <w:tabs>
+          <w:tab w:val="right" w:pos="9781"/>
+        </w:tabs>
         <w:spacing w:after="120"/>
         <w:ind w:right="142"/>
         <w:jc w:val="both"/>
@@ -1071,6 +948,7 @@
       <w:r>
         <w:rPr>
           <w:rFonts w:ascii="Times New Roman" w:eastAsia="Times New Roman" w:hAnsi="Times New Roman" w:cs="Times New Roman"/>
+          <w:b/>
           <w:sz w:val="24"/>
           <w:szCs w:val="24"/>
         </w:rPr>
@@ -1081,28 +959,9 @@
           <w:rFonts w:ascii="Times New Roman" w:eastAsia="Times New Roman" w:hAnsi="Times New Roman" w:cs="Times New Roman"/>
           <w:sz w:val="24"/>
           <w:szCs w:val="24"/>
-        </w:rPr>
-        <w:t>___</w:t>
-      </w:r>
-      <w:proofErr w:type="spellStart"/>
-      <w:r>
-        <w:rPr>
-          <w:rFonts w:ascii="Times New Roman" w:eastAsia="Times New Roman" w:hAnsi="Times New Roman" w:cs="Times New Roman"/>
-          <w:sz w:val="24"/>
-          <w:szCs w:val="24"/>
           <w:u w:val="single"/>
         </w:rPr>
-        <w:t>Филадельфов</w:t>
-      </w:r>
-      <w:proofErr w:type="spellEnd"/>
-      <w:r>
-        <w:rPr>
-          <w:rFonts w:ascii="Times New Roman" w:eastAsia="Times New Roman" w:hAnsi="Times New Roman" w:cs="Times New Roman"/>
-          <w:sz w:val="24"/>
-          <w:szCs w:val="24"/>
-          <w:u w:val="single"/>
-        </w:rPr>
-        <w:t xml:space="preserve"> Т</w:t>
+        <w:t xml:space="preserve">Филадельфов Т. Г., 09-535</w:t>
       </w:r>
       <w:r>
         <w:rPr>
@@ -1111,32 +970,7 @@
           <w:szCs w:val="24"/>
           <w:u w:val="single"/>
         </w:rPr>
-        <w:t>.</w:t>
-      </w:r>
-      <w:r>
-        <w:rPr>
-          <w:rFonts w:ascii="Times New Roman" w:eastAsia="Times New Roman" w:hAnsi="Times New Roman" w:cs="Times New Roman"/>
-          <w:sz w:val="24"/>
-          <w:szCs w:val="24"/>
-          <w:u w:val="single"/>
-        </w:rPr>
-        <w:t>Г.</w:t>
-      </w:r>
-      <w:r>
-        <w:rPr>
-          <w:rFonts w:ascii="Times New Roman" w:eastAsia="Times New Roman" w:hAnsi="Times New Roman" w:cs="Times New Roman"/>
-          <w:sz w:val="24"/>
-          <w:szCs w:val="24"/>
-        </w:rPr>
-        <w:t>_____________________</w:t>
-      </w:r>
-      <w:r>
-        <w:rPr>
-          <w:rFonts w:ascii="Times New Roman" w:eastAsia="Times New Roman" w:hAnsi="Times New Roman" w:cs="Times New Roman"/>
-          <w:sz w:val="24"/>
-          <w:szCs w:val="24"/>
-        </w:rPr>
-        <w:t xml:space="preserve"> группа 09-535</w:t>
+        <w:tab/>
       </w:r>
     </w:p>
     <w:p>
